--- a/GYN-Journal-Club-2026-06-27.docx
+++ b/GYN-Journal-Club-2026-06-27.docx
@@ -131,7 +131,7 @@
         </w:rPr>
         <w:t xml:space="preserve">Journal access &amp; resources:  </w:t>
       </w:r>
-      <w:hyperlink w:history="1" r:id="rIdxud3zmhklpeiugdwqbvhu">
+      <w:hyperlink w:history="1" r:id="rId8el3jv0dql8esgjkcdymy">
         <w:r>
           <w:rPr>
             <w:rStyle w:val="Hyperlink"/>
@@ -149,7 +149,7 @@
         </w:rPr>
         <w:t xml:space="preserve">   ·   </w:t>
       </w:r>
-      <w:hyperlink w:history="1" r:id="rIdtxvc3rfesnmmdki27wr42">
+      <w:hyperlink w:history="1" r:id="rIdmi9jbil1yzmgrxgry8rax">
         <w:r>
           <w:rPr>
             <w:rStyle w:val="Hyperlink"/>
@@ -167,7 +167,7 @@
         </w:rPr>
         <w:t xml:space="preserve">   ·   </w:t>
       </w:r>
-      <w:hyperlink w:history="1" r:id="rIdlq4owdnloh2r6kdwfhxlk">
+      <w:hyperlink w:history="1" r:id="rIdhdqmt9ocjouu-wztq0vpa">
         <w:r>
           <w:rPr>
             <w:rStyle w:val="Hyperlink"/>
@@ -185,7 +185,7 @@
         </w:rPr>
         <w:t xml:space="preserve">   ·   </w:t>
       </w:r>
-      <w:hyperlink w:history="1" r:id="rIdqzyo_jvqwqkbe55zn4nyn">
+      <w:hyperlink w:history="1" r:id="rIdjgj0mrbe_kyhzqdeihx3j">
         <w:r>
           <w:rPr>
             <w:rStyle w:val="Hyperlink"/>
@@ -203,7 +203,7 @@
         </w:rPr>
         <w:t xml:space="preserve">   ·   </w:t>
       </w:r>
-      <w:hyperlink w:history="1" r:id="rIdshhilgdjlrwfasezqcihw">
+      <w:hyperlink w:history="1" r:id="rId6ay147rjqnoklhfb0n9nc">
         <w:r>
           <w:rPr>
             <w:rStyle w:val="Hyperlink"/>
@@ -221,7 +221,7 @@
         </w:rPr>
         <w:t xml:space="preserve">   ·   </w:t>
       </w:r>
-      <w:hyperlink w:history="1" r:id="rIdihjf9-fz0lwrag2lpc25q">
+      <w:hyperlink w:history="1" r:id="rIdhx9j1p-opjtm7vcugpjhl">
         <w:r>
           <w:rPr>
             <w:rStyle w:val="Hyperlink"/>
@@ -239,7 +239,7 @@
         </w:rPr>
         <w:t xml:space="preserve">   ·   </w:t>
       </w:r>
-      <w:hyperlink w:history="1" r:id="rIdrr5wg2ffp2pvbnaewveil">
+      <w:hyperlink w:history="1" r:id="rIdsxy3ztnex3yz_xifvylq3">
         <w:r>
           <w:rPr>
             <w:rStyle w:val="Hyperlink"/>
@@ -257,7 +257,7 @@
         </w:rPr>
         <w:t xml:space="preserve">   ·   </w:t>
       </w:r>
-      <w:hyperlink w:history="1" r:id="rIdulnlnknt9nw8tzq17kefs">
+      <w:hyperlink w:history="1" r:id="rIdxmsvtnxevz2qmhhjfz2f9">
         <w:r>
           <w:rPr>
             <w:rStyle w:val="Hyperlink"/>
@@ -275,7 +275,7 @@
         </w:rPr>
         <w:t xml:space="preserve">   ·   </w:t>
       </w:r>
-      <w:hyperlink w:history="1" r:id="rId89kletgqguz8l3ummwclt">
+      <w:hyperlink w:history="1" r:id="rIdevtsd309ietdrwrgxwmhy">
         <w:r>
           <w:rPr>
             <w:rStyle w:val="Hyperlink"/>
@@ -293,7 +293,7 @@
         </w:rPr>
         <w:t xml:space="preserve">   ·   </w:t>
       </w:r>
-      <w:hyperlink w:history="1" r:id="rIduahueprcigpcsy3i91m1y">
+      <w:hyperlink w:history="1" r:id="rIdt2errvea2s8xv_h15sdkc">
         <w:r>
           <w:rPr>
             <w:rStyle w:val="Hyperlink"/>
@@ -311,7 +311,7 @@
         </w:rPr>
         <w:t xml:space="preserve">   ·   </w:t>
       </w:r>
-      <w:hyperlink w:history="1" r:id="rIddrlxfkkdyxwylabgkr5mt">
+      <w:hyperlink w:history="1" r:id="rIdd7dxwq824gtpy-ekb7p3u">
         <w:r>
           <w:rPr>
             <w:rStyle w:val="Hyperlink"/>
@@ -329,7 +329,7 @@
         </w:rPr>
         <w:t xml:space="preserve">   ·   </w:t>
       </w:r>
-      <w:hyperlink w:history="1" r:id="rIdfoqwxlquaxoeeic7j-iuz">
+      <w:hyperlink w:history="1" r:id="rIdb37ldgtvzbv-o7bcewpfu">
         <w:r>
           <w:rPr>
             <w:rStyle w:val="Hyperlink"/>
@@ -497,7 +497,7 @@
         </w:rPr>
         <w:t xml:space="preserve">Source: </w:t>
       </w:r>
-      <w:hyperlink w:history="1" r:id="rIdfr-t0c0z04sneiiyb3yyh">
+      <w:hyperlink w:history="1" r:id="rIdwuu5y2u8i5jzqegi8ly-c">
         <w:r>
           <w:rPr>
             <w:rStyle w:val="Hyperlink"/>
@@ -770,7 +770,7 @@
         </w:rPr>
         <w:t xml:space="preserve">Source: </w:t>
       </w:r>
-      <w:hyperlink w:history="1" r:id="rId4kjxltosuamqjd6jfvhsp">
+      <w:hyperlink w:history="1" r:id="rIdbn4tuni205ut_daor704o">
         <w:r>
           <w:rPr>
             <w:rStyle w:val="Hyperlink"/>
@@ -1076,7 +1076,7 @@
         </w:rPr>
         <w:t xml:space="preserve">Source: </w:t>
       </w:r>
-      <w:hyperlink w:history="1" r:id="rId0vhvshawurc1jirdvzc6_">
+      <w:hyperlink w:history="1" r:id="rIdupyx_d_kgtkglnw7kjqmi">
         <w:r>
           <w:rPr>
             <w:rStyle w:val="Hyperlink"/>
@@ -1382,7 +1382,7 @@
         </w:rPr>
         <w:t xml:space="preserve">Source: </w:t>
       </w:r>
-      <w:hyperlink w:history="1" r:id="rIdetcocmhyvhutxe7vj9-so">
+      <w:hyperlink w:history="1" r:id="rId92pcwmaz2dqtadabud3ry">
         <w:r>
           <w:rPr>
             <w:rStyle w:val="Hyperlink"/>
@@ -1688,7 +1688,7 @@
         </w:rPr>
         <w:t xml:space="preserve">Source: </w:t>
       </w:r>
-      <w:hyperlink w:history="1" r:id="rIdy47ehrhsij-dncwp5ccej">
+      <w:hyperlink w:history="1" r:id="rIdgircgjtgea8-5puzjgjvj">
         <w:r>
           <w:rPr>
             <w:rStyle w:val="Hyperlink"/>
@@ -1994,7 +1994,7 @@
         </w:rPr>
         <w:t xml:space="preserve">Source: </w:t>
       </w:r>
-      <w:hyperlink w:history="1" r:id="rId3elr0rn4dxwzuplpfyb9d">
+      <w:hyperlink w:history="1" r:id="rIdd6ypwjoifuwo62qh3354o">
         <w:r>
           <w:rPr>
             <w:rStyle w:val="Hyperlink"/>
@@ -2300,7 +2300,7 @@
         </w:rPr>
         <w:t xml:space="preserve">Source: </w:t>
       </w:r>
-      <w:hyperlink w:history="1" r:id="rIdvon4z2balix8r_zuqplma">
+      <w:hyperlink w:history="1" r:id="rId-qa2siff1ns-xupvjxpye">
         <w:r>
           <w:rPr>
             <w:rStyle w:val="Hyperlink"/>
@@ -2506,7 +2506,7 @@
         <w:spacing w:after="70"/>
         <w:ind w:left="460"/>
       </w:pPr>
-      <w:hyperlink w:history="1" r:id="rIdzy_gtzimxy0r2o00gjc_e">
+      <w:hyperlink w:history="1" r:id="rIdqtavw9kuw9y-2nguckibr">
         <w:r>
           <w:rPr>
             <w:rStyle w:val="Hyperlink"/>
@@ -2550,7 +2550,7 @@
         <w:spacing w:after="70"/>
         <w:ind w:left="460"/>
       </w:pPr>
-      <w:hyperlink w:history="1" r:id="rIdropadegcrwydmnyftd8nj">
+      <w:hyperlink w:history="1" r:id="rIdklfu1u3sj-h_do8qfjqfq">
         <w:r>
           <w:rPr>
             <w:rStyle w:val="Hyperlink"/>
@@ -2594,7 +2594,7 @@
         <w:spacing w:after="70"/>
         <w:ind w:left="460"/>
       </w:pPr>
-      <w:hyperlink w:history="1" r:id="rIdnsoorfihtn2x6vldxgvgu">
+      <w:hyperlink w:history="1" r:id="rId3z3-y44t7b0ccu7zftjpn">
         <w:r>
           <w:rPr>
             <w:rStyle w:val="Hyperlink"/>
@@ -2638,7 +2638,7 @@
         <w:spacing w:after="70"/>
         <w:ind w:left="460"/>
       </w:pPr>
-      <w:hyperlink w:history="1" r:id="rIdo3a1jmfpfnctp28kc-elg">
+      <w:hyperlink w:history="1" r:id="rIdzp7qmfak75srs7vjr_2ld">
         <w:r>
           <w:rPr>
             <w:rStyle w:val="Hyperlink"/>
@@ -2682,7 +2682,7 @@
         <w:spacing w:after="70"/>
         <w:ind w:left="460"/>
       </w:pPr>
-      <w:hyperlink w:history="1" r:id="rIdsd6bkycwirkfcsheyycp_">
+      <w:hyperlink w:history="1" r:id="rIdexywx-sky-khlgwyqaw5r">
         <w:r>
           <w:rPr>
             <w:rStyle w:val="Hyperlink"/>
@@ -2742,7 +2742,7 @@
         <w:spacing w:after="70"/>
         <w:ind w:left="460"/>
       </w:pPr>
-      <w:hyperlink w:history="1" r:id="rIdfycdkuczrlgpc2w0_1ypy">
+      <w:hyperlink w:history="1" r:id="rIdz_ugs9huzgk-zarjc1xse">
         <w:r>
           <w:rPr>
             <w:rStyle w:val="Hyperlink"/>
@@ -2786,7 +2786,7 @@
         <w:spacing w:after="70"/>
         <w:ind w:left="460"/>
       </w:pPr>
-      <w:hyperlink w:history="1" r:id="rIdqb-iy_e9gybmck26qm5qd">
+      <w:hyperlink w:history="1" r:id="rIdqudfr9hpw61hl5dm-epoe">
         <w:r>
           <w:rPr>
             <w:rStyle w:val="Hyperlink"/>
@@ -2830,7 +2830,7 @@
         <w:spacing w:after="70"/>
         <w:ind w:left="460"/>
       </w:pPr>
-      <w:hyperlink w:history="1" r:id="rIdb3zcpkovxaev3hjkuslr5">
+      <w:hyperlink w:history="1" r:id="rId9vjvho1n1b__ufdcgj3we">
         <w:r>
           <w:rPr>
             <w:rStyle w:val="Hyperlink"/>

--- a/GYN-Journal-Club-2026-06-27.docx
+++ b/GYN-Journal-Club-2026-06-27.docx
@@ -131,7 +131,7 @@
         </w:rPr>
         <w:t xml:space="preserve">Journal access &amp; resources:  </w:t>
       </w:r>
-      <w:hyperlink w:history="1" r:id="rId8el3jv0dql8esgjkcdymy">
+      <w:hyperlink w:history="1" r:id="rIdhozgeutmnzdr9vw0dilsb">
         <w:r>
           <w:rPr>
             <w:rStyle w:val="Hyperlink"/>
@@ -149,7 +149,7 @@
         </w:rPr>
         <w:t xml:space="preserve">   ·   </w:t>
       </w:r>
-      <w:hyperlink w:history="1" r:id="rIdmi9jbil1yzmgrxgry8rax">
+      <w:hyperlink w:history="1" r:id="rIdh7opys6nxduqflrxuiamw">
         <w:r>
           <w:rPr>
             <w:rStyle w:val="Hyperlink"/>
@@ -167,7 +167,7 @@
         </w:rPr>
         <w:t xml:space="preserve">   ·   </w:t>
       </w:r>
-      <w:hyperlink w:history="1" r:id="rIdhdqmt9ocjouu-wztq0vpa">
+      <w:hyperlink w:history="1" r:id="rId-dklh13nvijwmcwvdscm-">
         <w:r>
           <w:rPr>
             <w:rStyle w:val="Hyperlink"/>
@@ -185,7 +185,7 @@
         </w:rPr>
         <w:t xml:space="preserve">   ·   </w:t>
       </w:r>
-      <w:hyperlink w:history="1" r:id="rIdjgj0mrbe_kyhzqdeihx3j">
+      <w:hyperlink w:history="1" r:id="rIdckqp8bjusgupysasohb0r">
         <w:r>
           <w:rPr>
             <w:rStyle w:val="Hyperlink"/>
@@ -203,7 +203,7 @@
         </w:rPr>
         <w:t xml:space="preserve">   ·   </w:t>
       </w:r>
-      <w:hyperlink w:history="1" r:id="rId6ay147rjqnoklhfb0n9nc">
+      <w:hyperlink w:history="1" r:id="rIdgrfsrlep29k_4htixmn8u">
         <w:r>
           <w:rPr>
             <w:rStyle w:val="Hyperlink"/>
@@ -221,7 +221,7 @@
         </w:rPr>
         <w:t xml:space="preserve">   ·   </w:t>
       </w:r>
-      <w:hyperlink w:history="1" r:id="rIdhx9j1p-opjtm7vcugpjhl">
+      <w:hyperlink w:history="1" r:id="rIdsylt71moxrmrd6zarfiqe">
         <w:r>
           <w:rPr>
             <w:rStyle w:val="Hyperlink"/>
@@ -239,7 +239,7 @@
         </w:rPr>
         <w:t xml:space="preserve">   ·   </w:t>
       </w:r>
-      <w:hyperlink w:history="1" r:id="rIdsxy3ztnex3yz_xifvylq3">
+      <w:hyperlink w:history="1" r:id="rIdonyok8dccjd7dps-yixee">
         <w:r>
           <w:rPr>
             <w:rStyle w:val="Hyperlink"/>
@@ -257,7 +257,7 @@
         </w:rPr>
         <w:t xml:space="preserve">   ·   </w:t>
       </w:r>
-      <w:hyperlink w:history="1" r:id="rIdxmsvtnxevz2qmhhjfz2f9">
+      <w:hyperlink w:history="1" r:id="rIdwiyhia3q21uzw4pu2h1gx">
         <w:r>
           <w:rPr>
             <w:rStyle w:val="Hyperlink"/>
@@ -275,7 +275,7 @@
         </w:rPr>
         <w:t xml:space="preserve">   ·   </w:t>
       </w:r>
-      <w:hyperlink w:history="1" r:id="rIdevtsd309ietdrwrgxwmhy">
+      <w:hyperlink w:history="1" r:id="rIdstfwzhbwjid1hyyo14-ld">
         <w:r>
           <w:rPr>
             <w:rStyle w:val="Hyperlink"/>
@@ -293,7 +293,7 @@
         </w:rPr>
         <w:t xml:space="preserve">   ·   </w:t>
       </w:r>
-      <w:hyperlink w:history="1" r:id="rIdt2errvea2s8xv_h15sdkc">
+      <w:hyperlink w:history="1" r:id="rIdns7wgplhjfscbvoo6gde5">
         <w:r>
           <w:rPr>
             <w:rStyle w:val="Hyperlink"/>
@@ -311,7 +311,7 @@
         </w:rPr>
         <w:t xml:space="preserve">   ·   </w:t>
       </w:r>
-      <w:hyperlink w:history="1" r:id="rIdd7dxwq824gtpy-ekb7p3u">
+      <w:hyperlink w:history="1" r:id="rId54ykdlpq_15ycvjnonquh">
         <w:r>
           <w:rPr>
             <w:rStyle w:val="Hyperlink"/>
@@ -329,7 +329,7 @@
         </w:rPr>
         <w:t xml:space="preserve">   ·   </w:t>
       </w:r>
-      <w:hyperlink w:history="1" r:id="rIdb37ldgtvzbv-o7bcewpfu">
+      <w:hyperlink w:history="1" r:id="rIddjybb0mpbjsgjukddx8gl">
         <w:r>
           <w:rPr>
             <w:rStyle w:val="Hyperlink"/>
@@ -497,7 +497,7 @@
         </w:rPr>
         <w:t xml:space="preserve">Source: </w:t>
       </w:r>
-      <w:hyperlink w:history="1" r:id="rIdwuu5y2u8i5jzqegi8ly-c">
+      <w:hyperlink w:history="1" r:id="rIdju_mmdg3bhqlnoaafogbp">
         <w:r>
           <w:rPr>
             <w:rStyle w:val="Hyperlink"/>
@@ -770,7 +770,7 @@
         </w:rPr>
         <w:t xml:space="preserve">Source: </w:t>
       </w:r>
-      <w:hyperlink w:history="1" r:id="rIdbn4tuni205ut_daor704o">
+      <w:hyperlink w:history="1" r:id="rIdqs9zjgdbfdwdvrwt6v-hx">
         <w:r>
           <w:rPr>
             <w:rStyle w:val="Hyperlink"/>
@@ -1076,7 +1076,7 @@
         </w:rPr>
         <w:t xml:space="preserve">Source: </w:t>
       </w:r>
-      <w:hyperlink w:history="1" r:id="rIdupyx_d_kgtkglnw7kjqmi">
+      <w:hyperlink w:history="1" r:id="rIde_bzswy4gxghnyk_e288k">
         <w:r>
           <w:rPr>
             <w:rStyle w:val="Hyperlink"/>
@@ -1382,7 +1382,7 @@
         </w:rPr>
         <w:t xml:space="preserve">Source: </w:t>
       </w:r>
-      <w:hyperlink w:history="1" r:id="rId92pcwmaz2dqtadabud3ry">
+      <w:hyperlink w:history="1" r:id="rIdsx2p_nip2vjzxz0hcmcak">
         <w:r>
           <w:rPr>
             <w:rStyle w:val="Hyperlink"/>
@@ -1688,7 +1688,7 @@
         </w:rPr>
         <w:t xml:space="preserve">Source: </w:t>
       </w:r>
-      <w:hyperlink w:history="1" r:id="rIdgircgjtgea8-5puzjgjvj">
+      <w:hyperlink w:history="1" r:id="rIdgrxp1jvqjiib_7qwkcmy6">
         <w:r>
           <w:rPr>
             <w:rStyle w:val="Hyperlink"/>
@@ -1994,7 +1994,7 @@
         </w:rPr>
         <w:t xml:space="preserve">Source: </w:t>
       </w:r>
-      <w:hyperlink w:history="1" r:id="rIdd6ypwjoifuwo62qh3354o">
+      <w:hyperlink w:history="1" r:id="rIdbmjm4zasf6i4upwje5kc8">
         <w:r>
           <w:rPr>
             <w:rStyle w:val="Hyperlink"/>
@@ -2300,7 +2300,7 @@
         </w:rPr>
         <w:t xml:space="preserve">Source: </w:t>
       </w:r>
-      <w:hyperlink w:history="1" r:id="rId-qa2siff1ns-xupvjxpye">
+      <w:hyperlink w:history="1" r:id="rId-pzjwvuwcxdyoekqzidrx">
         <w:r>
           <w:rPr>
             <w:rStyle w:val="Hyperlink"/>
@@ -2506,7 +2506,7 @@
         <w:spacing w:after="70"/>
         <w:ind w:left="460"/>
       </w:pPr>
-      <w:hyperlink w:history="1" r:id="rIdqtavw9kuw9y-2nguckibr">
+      <w:hyperlink w:history="1" r:id="rIdwvkuyz5ss8vxwf1di5evs">
         <w:r>
           <w:rPr>
             <w:rStyle w:val="Hyperlink"/>
@@ -2550,7 +2550,7 @@
         <w:spacing w:after="70"/>
         <w:ind w:left="460"/>
       </w:pPr>
-      <w:hyperlink w:history="1" r:id="rIdklfu1u3sj-h_do8qfjqfq">
+      <w:hyperlink w:history="1" r:id="rIdislci57ays5ef0kboyuss">
         <w:r>
           <w:rPr>
             <w:rStyle w:val="Hyperlink"/>
@@ -2594,7 +2594,7 @@
         <w:spacing w:after="70"/>
         <w:ind w:left="460"/>
       </w:pPr>
-      <w:hyperlink w:history="1" r:id="rId3z3-y44t7b0ccu7zftjpn">
+      <w:hyperlink w:history="1" r:id="rIdtsnflx5drd_frsgtepod1">
         <w:r>
           <w:rPr>
             <w:rStyle w:val="Hyperlink"/>
@@ -2638,7 +2638,7 @@
         <w:spacing w:after="70"/>
         <w:ind w:left="460"/>
       </w:pPr>
-      <w:hyperlink w:history="1" r:id="rIdzp7qmfak75srs7vjr_2ld">
+      <w:hyperlink w:history="1" r:id="rIdqugdmfh-2mr8idepuwati">
         <w:r>
           <w:rPr>
             <w:rStyle w:val="Hyperlink"/>
@@ -2682,7 +2682,7 @@
         <w:spacing w:after="70"/>
         <w:ind w:left="460"/>
       </w:pPr>
-      <w:hyperlink w:history="1" r:id="rIdexywx-sky-khlgwyqaw5r">
+      <w:hyperlink w:history="1" r:id="rId_5csevzk64vtl4iblp7dc">
         <w:r>
           <w:rPr>
             <w:rStyle w:val="Hyperlink"/>
@@ -2742,7 +2742,7 @@
         <w:spacing w:after="70"/>
         <w:ind w:left="460"/>
       </w:pPr>
-      <w:hyperlink w:history="1" r:id="rIdz_ugs9huzgk-zarjc1xse">
+      <w:hyperlink w:history="1" r:id="rId8noecmb9ai_3u7unmzo3a">
         <w:r>
           <w:rPr>
             <w:rStyle w:val="Hyperlink"/>
@@ -2786,7 +2786,7 @@
         <w:spacing w:after="70"/>
         <w:ind w:left="460"/>
       </w:pPr>
-      <w:hyperlink w:history="1" r:id="rIdqudfr9hpw61hl5dm-epoe">
+      <w:hyperlink w:history="1" r:id="rIdlghs8v9943xelxvjiaitc">
         <w:r>
           <w:rPr>
             <w:rStyle w:val="Hyperlink"/>
@@ -2830,7 +2830,7 @@
         <w:spacing w:after="70"/>
         <w:ind w:left="460"/>
       </w:pPr>
-      <w:hyperlink w:history="1" r:id="rId9vjvho1n1b__ufdcgj3we">
+      <w:hyperlink w:history="1" r:id="rIdwvx7lcpkf_hh3ymiv_fsy">
         <w:r>
           <w:rPr>
             <w:rStyle w:val="Hyperlink"/>
